--- a/testakten/versausgleich-haerte-bgh-schaefer-nuernberg/15_strategie_und_akteneinblick.docx
+++ b/testakten/versausgleich-haerte-bgh-schaefer-nuernberg/15_strategie_und_akteneinblick.docx
@@ -29,16 +29,7 @@
         <w:jc w:val="left"/>
       </w:pPr>
       <w:r>
-        <w:t xml:space="preserve">Vor dem Bundesgerichtshof müssen die Beteiligten in Familiensachen (außer Unterhaltssachen, in denen § 78 ZPO ggf. anders gilt) durch einen </w:t>
-      </w:r>
-      <w:r>
-        <w:rPr>
-          <w:b/>
-        </w:rPr>
-        <w:t>beim Bundesgerichtshof zugelassenen Rechtsanwalt</w:t>
-      </w:r>
-      <w:r>
-        <w:t xml:space="preserve"> vertreten werden (§ 114 Abs. 2 FamFG, § 78 Abs. 1 Satz 3 ZPO). Die ortsansässige Kanzlei Söll Rödelsteiner &amp; Partner mbB bleibt Korrespondenzanwalt der Mandantin und sorgt für die organisatorische und tatsächliche Betreuung. Die rechtliche Würdigung und der Vortrag vor dem BGH liegen in der Verantwortung des beauftragten BGH-Anwalts.</w:t>
+        <w:t>Vor dem Bundesgerichtshof müssen die Beteiligten in Familiensachen (außer Unterhaltssachen, in denen Paragraf 78 ZPO ggf. anders gilt) durch einen beim Bundesgerichtshof zugelassenen Rechtsanwalt vertreten werden (Paragraf 114 Abs. 2 FamFG, Paragraf 78 Abs. 1 Satz 3 ZPO). Die ortsansässige Kanzlei Söll Rödelsteiner &amp; Partner mbB bleibt Korrespondenzanwalt der Mandantin und sorgt für die organisatorische und tatsächliche Betreuung. Die rechtliche Würdigung und der Vortrag vor dem BGH liegen in der Verantwortung des beauftragten BGH-Anwalts.</w:t>
       </w:r>
     </w:p>
     <w:p>
@@ -108,7 +99,7 @@
         <w:pStyle w:val="ListNumber"/>
       </w:pPr>
       <w:r>
-        <w:t>die Zulässigkeit der Rechtsbeschwerde nach § 70 FamFG;</w:t>
+        <w:t>die Zulässigkeit der Rechtsbeschwerde nach Paragraf 70 FamFG;</w:t>
       </w:r>
     </w:p>
     <w:p>
@@ -116,7 +107,7 @@
         <w:pStyle w:val="ListNumber"/>
       </w:pPr>
       <w:r>
-        <w:t>das Vorliegen eines absoluten Rechtsbeschwerdegrundes (§ 547 ZPO i. V. m. § 113 FamFG);</w:t>
+        <w:t>das Vorliegen eines absoluten Rechtsbeschwerdegrundes (Paragraf 547 ZPO i. V. m. Paragraf 113 FamFG);</w:t>
       </w:r>
     </w:p>
     <w:p>
@@ -132,13 +123,7 @@
         <w:jc w:val="left"/>
       </w:pPr>
       <w:r>
-        <w:rPr>
-          <w:b/>
-        </w:rPr>
-        <w:t>Diese Akte enthält bewusst keine Empfehlung zur Erfolgsaussicht der Rechtsbeschwerde.</w:t>
-      </w:r>
-      <w:r>
-        <w:t xml:space="preserve"> Die Erfolgsaussichtsprüfung ist allein Aufgabe der beim BGH zugelassenen Rechtsanwaltschaft.</w:t>
+        <w:t>Der Übergabevermerk hält die Tatsachen- und Belegstränge fest. Die Erfolgsaussicht wird nach vollständiger Aktenübernahme und Prüfung der Rechtsbeschwerdegründe durch den beauftragten beim Bundesgerichtshof zugelassenen Rechtsanwalt beurteilt.</w:t>
       </w:r>
     </w:p>
     <w:p>
@@ -165,7 +150,7 @@
         <w:pStyle w:val="ListNumber"/>
       </w:pPr>
       <w:r>
-        <w:t>Verkennung des Ausnahmecharakters von § 27 VersAusglG (Aktenstück 11 / 12)</w:t>
+        <w:t>Verkennung des Ausnahmecharakters von Paragraf 27 VersAusglG (Aktenstück 11 / 12)</w:t>
       </w:r>
     </w:p>
     <w:p>
@@ -181,7 +166,7 @@
         <w:pStyle w:val="ListNumber"/>
       </w:pPr>
       <w:r>
-        <w:t>Verkennung des § 8 der notariellen Vereinbarung 11.11.2021 (Aktenstück 05)</w:t>
+        <w:t>Verkennung des Paragrafen 8 der notariellen Vereinbarung 11.11.2021 (Aktenstück 05)</w:t>
       </w:r>
     </w:p>
     <w:p>
@@ -197,7 +182,7 @@
         <w:pStyle w:val="ListNumber"/>
       </w:pPr>
       <w:r>
-        <w:t>Vermögensherkunft Erbschaft (Aktenstück 04, § 1374 Abs. 2 BGB-Privilegierung)</w:t>
+        <w:t>Vermögensherkunft Erbschaft (Aktenstück 04, Paragraf 1374 Abs. 2 BGB-Privilegierung)</w:t>
       </w:r>
     </w:p>
     <w:p>
